--- a/00-首页/题组Word/习题书/第三篇-有机化学/第三篇-有机化学-99-综合题-学生版-打印版.docx
+++ b/00-首页/题组Word/习题书/第三篇-有机化学/第三篇-有机化学-99-综合题-学生版-打印版.docx
@@ -165,6 +165,21 @@
     </w:p>
     <w:p>
       <w:pPr>
+        <w:spacing w:before="0" w:after="0"/>
+      </w:pPr>
+    </w:p>
+    <w:p>
+      <w:pPr>
+        <w:spacing w:before="0" w:after="0"/>
+      </w:pPr>
+    </w:p>
+    <w:p>
+      <w:pPr>
+        <w:spacing w:before="0" w:after="0"/>
+      </w:pPr>
+    </w:p>
+    <w:p>
+      <w:pPr>
         <w:spacing w:before="160" w:after="80"/>
       </w:pPr>
       <w:r>
@@ -267,6 +282,31 @@
     </w:p>
     <w:p>
       <w:pPr>
+        <w:spacing w:before="0" w:after="0"/>
+      </w:pPr>
+    </w:p>
+    <w:p>
+      <w:pPr>
+        <w:spacing w:before="0" w:after="0"/>
+      </w:pPr>
+    </w:p>
+    <w:p>
+      <w:pPr>
+        <w:spacing w:before="0" w:after="0"/>
+      </w:pPr>
+    </w:p>
+    <w:p>
+      <w:pPr>
+        <w:spacing w:before="0" w:after="0"/>
+      </w:pPr>
+    </w:p>
+    <w:p>
+      <w:pPr>
+        <w:spacing w:before="0" w:after="0"/>
+      </w:pPr>
+    </w:p>
+    <w:p>
+      <w:pPr>
         <w:spacing w:before="160" w:after="80"/>
       </w:pPr>
       <w:r>
@@ -363,6 +403,31 @@
     </w:p>
     <w:p>
       <w:pPr>
+        <w:spacing w:before="0" w:after="0"/>
+      </w:pPr>
+    </w:p>
+    <w:p>
+      <w:pPr>
+        <w:spacing w:before="0" w:after="0"/>
+      </w:pPr>
+    </w:p>
+    <w:p>
+      <w:pPr>
+        <w:spacing w:before="0" w:after="0"/>
+      </w:pPr>
+    </w:p>
+    <w:p>
+      <w:pPr>
+        <w:spacing w:before="0" w:after="0"/>
+      </w:pPr>
+    </w:p>
+    <w:p>
+      <w:pPr>
+        <w:spacing w:before="0" w:after="0"/>
+      </w:pPr>
+    </w:p>
+    <w:p>
+      <w:pPr>
         <w:spacing w:before="160" w:after="80"/>
       </w:pPr>
       <w:r>
@@ -415,7 +480,7 @@
         </w:rPr>
         <w:drawing>
           <wp:inline>
-            <wp:extent cx="3600000" cy="914285"/>
+            <wp:extent cx="3599997" cy="914285"/>
             <wp:effectExtent b="0" l="0" r="0" t="0"/>
             <wp:docPr descr="" title="" id="14" name="Picture"/>
             <a:graphic>
@@ -436,7 +501,7 @@
                   <pic:spPr bwMode="auto">
                     <a:xfrm>
                       <a:off x="0" y="0"/>
-                      <a:ext cx="3600000" cy="914285"/>
+                      <a:ext cx="3599997" cy="914285"/>
                     </a:xfrm>
                     <a:prstGeom prst="rect">
                       <a:avLst/>
@@ -482,6 +547,31 @@
     </w:p>
     <w:p>
       <w:pPr>
+        <w:spacing w:before="0" w:after="0"/>
+      </w:pPr>
+    </w:p>
+    <w:p>
+      <w:pPr>
+        <w:spacing w:before="0" w:after="0"/>
+      </w:pPr>
+    </w:p>
+    <w:p>
+      <w:pPr>
+        <w:spacing w:before="0" w:after="0"/>
+      </w:pPr>
+    </w:p>
+    <w:p>
+      <w:pPr>
+        <w:spacing w:before="0" w:after="0"/>
+      </w:pPr>
+    </w:p>
+    <w:p>
+      <w:pPr>
+        <w:spacing w:before="0" w:after="0"/>
+      </w:pPr>
+    </w:p>
+    <w:p>
+      <w:pPr>
         <w:spacing w:before="160" w:after="80"/>
       </w:pPr>
       <w:r>
@@ -1200,6 +1290,46 @@
         </w:rPr>
         <w:t>。</w:t>
       </w:r>
+    </w:p>
+    <w:p>
+      <w:pPr>
+        <w:spacing w:before="0" w:after="0"/>
+      </w:pPr>
+    </w:p>
+    <w:p>
+      <w:pPr>
+        <w:spacing w:before="0" w:after="0"/>
+      </w:pPr>
+    </w:p>
+    <w:p>
+      <w:pPr>
+        <w:spacing w:before="0" w:after="0"/>
+      </w:pPr>
+    </w:p>
+    <w:p>
+      <w:pPr>
+        <w:spacing w:before="0" w:after="0"/>
+      </w:pPr>
+    </w:p>
+    <w:p>
+      <w:pPr>
+        <w:spacing w:before="0" w:after="0"/>
+      </w:pPr>
+    </w:p>
+    <w:p>
+      <w:pPr>
+        <w:spacing w:before="0" w:after="0"/>
+      </w:pPr>
+    </w:p>
+    <w:p>
+      <w:pPr>
+        <w:spacing w:before="0" w:after="0"/>
+      </w:pPr>
+    </w:p>
+    <w:p>
+      <w:pPr>
+        <w:spacing w:before="0" w:after="0"/>
+      </w:pPr>
     </w:p>
     <w:p>
       <w:pPr>
@@ -2306,6 +2436,46 @@
         </w:rPr>
         <w:t>。</w:t>
       </w:r>
+    </w:p>
+    <w:p>
+      <w:pPr>
+        <w:spacing w:before="0" w:after="0"/>
+      </w:pPr>
+    </w:p>
+    <w:p>
+      <w:pPr>
+        <w:spacing w:before="0" w:after="0"/>
+      </w:pPr>
+    </w:p>
+    <w:p>
+      <w:pPr>
+        <w:spacing w:before="0" w:after="0"/>
+      </w:pPr>
+    </w:p>
+    <w:p>
+      <w:pPr>
+        <w:spacing w:before="0" w:after="0"/>
+      </w:pPr>
+    </w:p>
+    <w:p>
+      <w:pPr>
+        <w:spacing w:before="0" w:after="0"/>
+      </w:pPr>
+    </w:p>
+    <w:p>
+      <w:pPr>
+        <w:spacing w:before="0" w:after="0"/>
+      </w:pPr>
+    </w:p>
+    <w:p>
+      <w:pPr>
+        <w:spacing w:before="0" w:after="0"/>
+      </w:pPr>
+    </w:p>
+    <w:p>
+      <w:pPr>
+        <w:spacing w:before="0" w:after="0"/>
+      </w:pPr>
     </w:p>
     <w:p>
       <w:pPr>
@@ -3013,6 +3183,46 @@
         </w:rPr>
         <w:t>。</w:t>
       </w:r>
+    </w:p>
+    <w:p>
+      <w:pPr>
+        <w:spacing w:before="0" w:after="0"/>
+      </w:pPr>
+    </w:p>
+    <w:p>
+      <w:pPr>
+        <w:spacing w:before="0" w:after="0"/>
+      </w:pPr>
+    </w:p>
+    <w:p>
+      <w:pPr>
+        <w:spacing w:before="0" w:after="0"/>
+      </w:pPr>
+    </w:p>
+    <w:p>
+      <w:pPr>
+        <w:spacing w:before="0" w:after="0"/>
+      </w:pPr>
+    </w:p>
+    <w:p>
+      <w:pPr>
+        <w:spacing w:before="0" w:after="0"/>
+      </w:pPr>
+    </w:p>
+    <w:p>
+      <w:pPr>
+        <w:spacing w:before="0" w:after="0"/>
+      </w:pPr>
+    </w:p>
+    <w:p>
+      <w:pPr>
+        <w:spacing w:before="0" w:after="0"/>
+      </w:pPr>
+    </w:p>
+    <w:p>
+      <w:pPr>
+        <w:spacing w:before="0" w:after="0"/>
+      </w:pPr>
     </w:p>
     <w:p>
       <w:pPr>
@@ -4299,6 +4509,46 @@
     </w:p>
     <w:p>
       <w:pPr>
+        <w:spacing w:before="0" w:after="0"/>
+      </w:pPr>
+    </w:p>
+    <w:p>
+      <w:pPr>
+        <w:spacing w:before="0" w:after="0"/>
+      </w:pPr>
+    </w:p>
+    <w:p>
+      <w:pPr>
+        <w:spacing w:before="0" w:after="0"/>
+      </w:pPr>
+    </w:p>
+    <w:p>
+      <w:pPr>
+        <w:spacing w:before="0" w:after="0"/>
+      </w:pPr>
+    </w:p>
+    <w:p>
+      <w:pPr>
+        <w:spacing w:before="0" w:after="0"/>
+      </w:pPr>
+    </w:p>
+    <w:p>
+      <w:pPr>
+        <w:spacing w:before="0" w:after="0"/>
+      </w:pPr>
+    </w:p>
+    <w:p>
+      <w:pPr>
+        <w:spacing w:before="0" w:after="0"/>
+      </w:pPr>
+    </w:p>
+    <w:p>
+      <w:pPr>
+        <w:spacing w:before="0" w:after="0"/>
+      </w:pPr>
+    </w:p>
+    <w:p>
+      <w:pPr>
         <w:spacing w:before="160" w:after="80"/>
       </w:pPr>
       <w:r>
@@ -4630,7 +4880,7 @@
         </w:rPr>
         <w:drawing>
           <wp:inline>
-            <wp:extent cx="3600000" cy="1190203"/>
+            <wp:extent cx="3600000" cy="1180328"/>
             <wp:effectExtent b="0" l="0" r="0" t="0"/>
             <wp:docPr descr="" title="" id="28" name="Picture"/>
             <a:graphic>
@@ -4651,7 +4901,7 @@
                   <pic:spPr bwMode="auto">
                     <a:xfrm>
                       <a:off x="0" y="0"/>
-                      <a:ext cx="3600000" cy="1190203"/>
+                      <a:ext cx="3600000" cy="1180328"/>
                     </a:xfrm>
                     <a:prstGeom prst="rect">
                       <a:avLst/>
@@ -4682,7 +4932,7 @@
         </w:rPr>
         <w:drawing>
           <wp:inline>
-            <wp:extent cx="3600000" cy="1095238"/>
+            <wp:extent cx="3600000" cy="1062766"/>
             <wp:effectExtent b="0" l="0" r="0" t="0"/>
             <wp:docPr descr="" title="" id="31" name="Picture"/>
             <a:graphic>
@@ -4703,7 +4953,7 @@
                   <pic:spPr bwMode="auto">
                     <a:xfrm>
                       <a:off x="0" y="0"/>
-                      <a:ext cx="3600000" cy="1095238"/>
+                      <a:ext cx="3600000" cy="1062766"/>
                     </a:xfrm>
                     <a:prstGeom prst="rect">
                       <a:avLst/>
@@ -4734,7 +4984,7 @@
         </w:rPr>
         <w:drawing>
           <wp:inline>
-            <wp:extent cx="3600000" cy="1604050"/>
+            <wp:extent cx="3600000" cy="1571574"/>
             <wp:effectExtent b="0" l="0" r="0" t="0"/>
             <wp:docPr descr="" title="" id="34" name="Picture"/>
             <a:graphic>
@@ -4755,7 +5005,7 @@
                   <pic:spPr bwMode="auto">
                     <a:xfrm>
                       <a:off x="0" y="0"/>
-                      <a:ext cx="3600000" cy="1604050"/>
+                      <a:ext cx="3600000" cy="1571574"/>
                     </a:xfrm>
                     <a:prstGeom prst="rect">
                       <a:avLst/>
@@ -4786,7 +5036,7 @@
         </w:rPr>
         <w:drawing>
           <wp:inline>
-            <wp:extent cx="3600000" cy="1456410"/>
+            <wp:extent cx="3600000" cy="1421326"/>
             <wp:effectExtent b="0" l="0" r="0" t="0"/>
             <wp:docPr descr="" title="" id="37" name="Picture"/>
             <a:graphic>
@@ -4807,7 +5057,7 @@
                   <pic:spPr bwMode="auto">
                     <a:xfrm>
                       <a:off x="0" y="0"/>
-                      <a:ext cx="3600000" cy="1456410"/>
+                      <a:ext cx="3600000" cy="1421326"/>
                     </a:xfrm>
                     <a:prstGeom prst="rect">
                       <a:avLst/>
@@ -4838,7 +5088,7 @@
         </w:rPr>
         <w:drawing>
           <wp:inline>
-            <wp:extent cx="3600000" cy="1238268"/>
+            <wp:extent cx="3600000" cy="1213667"/>
             <wp:effectExtent b="0" l="0" r="0" t="0"/>
             <wp:docPr descr="" title="" id="40" name="Picture"/>
             <a:graphic>
@@ -4859,7 +5109,7 @@
                   <pic:spPr bwMode="auto">
                     <a:xfrm>
                       <a:off x="0" y="0"/>
-                      <a:ext cx="3600000" cy="1238268"/>
+                      <a:ext cx="3600000" cy="1213667"/>
                     </a:xfrm>
                     <a:prstGeom prst="rect">
                       <a:avLst/>
@@ -4890,7 +5140,7 @@
         </w:rPr>
         <w:drawing>
           <wp:inline>
-            <wp:extent cx="3600000" cy="1380931"/>
+            <wp:extent cx="3600000" cy="1356984"/>
             <wp:effectExtent b="0" l="0" r="0" t="0"/>
             <wp:docPr descr="" title="" id="43" name="Picture"/>
             <a:graphic>
@@ -4911,7 +5161,7 @@
                   <pic:spPr bwMode="auto">
                     <a:xfrm>
                       <a:off x="0" y="0"/>
-                      <a:ext cx="3600000" cy="1380931"/>
+                      <a:ext cx="3600000" cy="1356984"/>
                     </a:xfrm>
                     <a:prstGeom prst="rect">
                       <a:avLst/>
@@ -5176,7 +5426,7 @@
         </w:rPr>
         <w:drawing>
           <wp:inline>
-            <wp:extent cx="3600000" cy="658983"/>
+            <wp:extent cx="3600000" cy="597966"/>
             <wp:effectExtent b="0" l="0" r="0" t="0"/>
             <wp:docPr descr="" title="" id="46" name="Picture"/>
             <a:graphic>
@@ -5197,7 +5447,7 @@
                   <pic:spPr bwMode="auto">
                     <a:xfrm>
                       <a:off x="0" y="0"/>
-                      <a:ext cx="3600000" cy="658983"/>
+                      <a:ext cx="3600000" cy="597966"/>
                     </a:xfrm>
                     <a:prstGeom prst="rect">
                       <a:avLst/>
@@ -5228,7 +5478,7 @@
         </w:rPr>
         <w:drawing>
           <wp:inline>
-            <wp:extent cx="3600000" cy="1455140"/>
+            <wp:extent cx="3600000" cy="1429907"/>
             <wp:effectExtent b="0" l="0" r="0" t="0"/>
             <wp:docPr descr="" title="" id="49" name="Picture"/>
             <a:graphic>
@@ -5249,7 +5499,7 @@
                   <pic:spPr bwMode="auto">
                     <a:xfrm>
                       <a:off x="0" y="0"/>
-                      <a:ext cx="3600000" cy="1455140"/>
+                      <a:ext cx="3600000" cy="1429907"/>
                     </a:xfrm>
                     <a:prstGeom prst="rect">
                       <a:avLst/>
@@ -5382,7 +5632,7 @@
         </w:rPr>
         <w:drawing>
           <wp:inline>
-            <wp:extent cx="3600000" cy="1940119"/>
+            <wp:extent cx="3600000" cy="1746108"/>
             <wp:effectExtent b="0" l="0" r="0" t="0"/>
             <wp:docPr descr="" title="" id="52" name="Picture"/>
             <a:graphic>
@@ -5403,7 +5653,7 @@
                   <pic:spPr bwMode="auto">
                     <a:xfrm>
                       <a:off x="0" y="0"/>
-                      <a:ext cx="3600000" cy="1940119"/>
+                      <a:ext cx="3600000" cy="1746108"/>
                     </a:xfrm>
                     <a:prstGeom prst="rect">
                       <a:avLst/>
@@ -5434,7 +5684,7 @@
         </w:rPr>
         <w:drawing>
           <wp:inline>
-            <wp:extent cx="3600000" cy="1366071"/>
+            <wp:extent cx="3600000" cy="1317857"/>
             <wp:effectExtent b="0" l="0" r="0" t="0"/>
             <wp:docPr descr="" title="" id="55" name="Picture"/>
             <a:graphic>
@@ -5455,7 +5705,7 @@
                   <pic:spPr bwMode="auto">
                     <a:xfrm>
                       <a:off x="0" y="0"/>
-                      <a:ext cx="3600000" cy="1366071"/>
+                      <a:ext cx="3600000" cy="1317857"/>
                     </a:xfrm>
                     <a:prstGeom prst="rect">
                       <a:avLst/>
@@ -5486,7 +5736,7 @@
         </w:rPr>
         <w:drawing>
           <wp:inline>
-            <wp:extent cx="3600000" cy="737201"/>
+            <wp:extent cx="3600000" cy="700000"/>
             <wp:effectExtent b="0" l="0" r="0" t="0"/>
             <wp:docPr descr="" title="" id="58" name="Picture"/>
             <a:graphic>
@@ -5507,7 +5757,7 @@
                   <pic:spPr bwMode="auto">
                     <a:xfrm>
                       <a:off x="0" y="0"/>
-                      <a:ext cx="3600000" cy="737201"/>
+                      <a:ext cx="3600000" cy="700000"/>
                     </a:xfrm>
                     <a:prstGeom prst="rect">
                       <a:avLst/>
@@ -5538,7 +5788,7 @@
         </w:rPr>
         <w:drawing>
           <wp:inline>
-            <wp:extent cx="3600000" cy="635869"/>
+            <wp:extent cx="3600000" cy="600000"/>
             <wp:effectExtent b="0" l="0" r="0" t="0"/>
             <wp:docPr descr="" title="" id="61" name="Picture"/>
             <a:graphic>
@@ -5559,7 +5809,7 @@
                   <pic:spPr bwMode="auto">
                     <a:xfrm>
                       <a:off x="0" y="0"/>
-                      <a:ext cx="3600000" cy="635869"/>
+                      <a:ext cx="3600000" cy="600000"/>
                     </a:xfrm>
                     <a:prstGeom prst="rect">
                       <a:avLst/>
@@ -5590,7 +5840,7 @@
         </w:rPr>
         <w:drawing>
           <wp:inline>
-            <wp:extent cx="3600000" cy="1383919"/>
+            <wp:extent cx="3600000" cy="1370558"/>
             <wp:effectExtent b="0" l="0" r="0" t="0"/>
             <wp:docPr descr="" title="" id="64" name="Picture"/>
             <a:graphic>
@@ -5611,7 +5861,7 @@
                   <pic:spPr bwMode="auto">
                     <a:xfrm>
                       <a:off x="0" y="0"/>
-                      <a:ext cx="3600000" cy="1383919"/>
+                      <a:ext cx="3600000" cy="1370558"/>
                     </a:xfrm>
                     <a:prstGeom prst="rect">
                       <a:avLst/>
@@ -10298,7 +10548,7 @@
         </w:rPr>
         <w:drawing>
           <wp:inline>
-            <wp:extent cx="1778000" cy="1701800"/>
+            <wp:extent cx="1778000" cy="1581897"/>
             <wp:effectExtent b="0" l="0" r="0" t="0"/>
             <wp:docPr descr="" title="" id="67" name="Picture"/>
             <a:graphic>
@@ -10319,7 +10569,7 @@
                   <pic:spPr bwMode="auto">
                     <a:xfrm>
                       <a:off x="0" y="0"/>
-                      <a:ext cx="1778000" cy="1701800"/>
+                      <a:ext cx="1778000" cy="1581897"/>
                     </a:xfrm>
                     <a:prstGeom prst="rect">
                       <a:avLst/>
@@ -10362,7 +10612,7 @@
         </w:rPr>
         <w:drawing>
           <wp:inline>
-            <wp:extent cx="1800000" cy="3363157"/>
+            <wp:extent cx="1756873" cy="3363157"/>
             <wp:effectExtent b="0" l="0" r="0" t="0"/>
             <wp:docPr descr="" title="" id="70" name="Picture"/>
             <a:graphic>
@@ -10383,7 +10633,7 @@
                   <pic:spPr bwMode="auto">
                     <a:xfrm>
                       <a:off x="0" y="0"/>
-                      <a:ext cx="1800000" cy="3363157"/>
+                      <a:ext cx="1756873" cy="3363157"/>
                     </a:xfrm>
                     <a:prstGeom prst="rect">
                       <a:avLst/>
@@ -10426,7 +10676,7 @@
         </w:rPr>
         <w:drawing>
           <wp:inline>
-            <wp:extent cx="1778000" cy="1803400"/>
+            <wp:extent cx="1776879" cy="1803400"/>
             <wp:effectExtent b="0" l="0" r="0" t="0"/>
             <wp:docPr descr="" title="" id="73" name="Picture"/>
             <a:graphic>
@@ -10447,7 +10697,7 @@
                   <pic:spPr bwMode="auto">
                     <a:xfrm>
                       <a:off x="0" y="0"/>
-                      <a:ext cx="1778000" cy="1803400"/>
+                      <a:ext cx="1776879" cy="1803400"/>
                     </a:xfrm>
                     <a:prstGeom prst="rect">
                       <a:avLst/>
@@ -10490,7 +10740,7 @@
         </w:rPr>
         <w:drawing>
           <wp:inline>
-            <wp:extent cx="1778000" cy="1803400"/>
+            <wp:extent cx="1776879" cy="1803400"/>
             <wp:effectExtent b="0" l="0" r="0" t="0"/>
             <wp:docPr descr="" title="" id="76" name="Picture"/>
             <a:graphic>
@@ -10511,7 +10761,7 @@
                   <pic:spPr bwMode="auto">
                     <a:xfrm>
                       <a:off x="0" y="0"/>
-                      <a:ext cx="1778000" cy="1803400"/>
+                      <a:ext cx="1776879" cy="1803400"/>
                     </a:xfrm>
                     <a:prstGeom prst="rect">
                       <a:avLst/>
@@ -12929,7 +13179,7 @@
         </w:rPr>
         <w:drawing>
           <wp:inline>
-            <wp:extent cx="3600000" cy="1119327"/>
+            <wp:extent cx="3600000" cy="1098947"/>
             <wp:effectExtent b="0" l="0" r="0" t="0"/>
             <wp:docPr descr="" title="" id="79" name="Picture"/>
             <a:graphic>
@@ -12950,7 +13200,7 @@
                   <pic:spPr bwMode="auto">
                     <a:xfrm>
                       <a:off x="0" y="0"/>
-                      <a:ext cx="3600000" cy="1119327"/>
+                      <a:ext cx="3600000" cy="1098947"/>
                     </a:xfrm>
                     <a:prstGeom prst="rect">
                       <a:avLst/>
@@ -13439,6 +13689,46 @@
     </w:p>
     <w:p>
       <w:pPr>
+        <w:spacing w:before="0" w:after="0"/>
+      </w:pPr>
+    </w:p>
+    <w:p>
+      <w:pPr>
+        <w:spacing w:before="0" w:after="0"/>
+      </w:pPr>
+    </w:p>
+    <w:p>
+      <w:pPr>
+        <w:spacing w:before="0" w:after="0"/>
+      </w:pPr>
+    </w:p>
+    <w:p>
+      <w:pPr>
+        <w:spacing w:before="0" w:after="0"/>
+      </w:pPr>
+    </w:p>
+    <w:p>
+      <w:pPr>
+        <w:spacing w:before="0" w:after="0"/>
+      </w:pPr>
+    </w:p>
+    <w:p>
+      <w:pPr>
+        <w:spacing w:before="0" w:after="0"/>
+      </w:pPr>
+    </w:p>
+    <w:p>
+      <w:pPr>
+        <w:spacing w:before="0" w:after="0"/>
+      </w:pPr>
+    </w:p>
+    <w:p>
+      <w:pPr>
+        <w:spacing w:before="0" w:after="0"/>
+      </w:pPr>
+    </w:p>
+    <w:p>
+      <w:pPr>
         <w:spacing w:before="160" w:after="80"/>
       </w:pPr>
       <w:r>
@@ -13556,7 +13846,7 @@
         </w:rPr>
         <w:drawing>
           <wp:inline>
-            <wp:extent cx="3600000" cy="2284615"/>
+            <wp:extent cx="3600000" cy="2267532"/>
             <wp:effectExtent b="0" l="0" r="0" t="0"/>
             <wp:docPr descr="" title="" id="85" name="Picture"/>
             <a:graphic>
@@ -13577,7 +13867,7 @@
                   <pic:spPr bwMode="auto">
                     <a:xfrm>
                       <a:off x="0" y="0"/>
-                      <a:ext cx="3600000" cy="2284615"/>
+                      <a:ext cx="3600000" cy="2267532"/>
                     </a:xfrm>
                     <a:prstGeom prst="rect">
                       <a:avLst/>
@@ -13911,7 +14201,7 @@
         </w:rPr>
         <w:drawing>
           <wp:inline>
-            <wp:extent cx="3600000" cy="2318417"/>
+            <wp:extent cx="3600000" cy="2291315"/>
             <wp:effectExtent b="0" l="0" r="0" t="0"/>
             <wp:docPr descr="" title="" id="96" name="Picture"/>
             <a:graphic>
@@ -13932,7 +14222,7 @@
                   <pic:spPr bwMode="auto">
                     <a:xfrm>
                       <a:off x="0" y="0"/>
-                      <a:ext cx="3600000" cy="2318417"/>
+                      <a:ext cx="3600000" cy="2291315"/>
                     </a:xfrm>
                     <a:prstGeom prst="rect">
                       <a:avLst/>
@@ -18725,6 +19015,46 @@
     </w:p>
     <w:p>
       <w:pPr>
+        <w:spacing w:before="0" w:after="0"/>
+      </w:pPr>
+    </w:p>
+    <w:p>
+      <w:pPr>
+        <w:spacing w:before="0" w:after="0"/>
+      </w:pPr>
+    </w:p>
+    <w:p>
+      <w:pPr>
+        <w:spacing w:before="0" w:after="0"/>
+      </w:pPr>
+    </w:p>
+    <w:p>
+      <w:pPr>
+        <w:spacing w:before="0" w:after="0"/>
+      </w:pPr>
+    </w:p>
+    <w:p>
+      <w:pPr>
+        <w:spacing w:before="0" w:after="0"/>
+      </w:pPr>
+    </w:p>
+    <w:p>
+      <w:pPr>
+        <w:spacing w:before="0" w:after="0"/>
+      </w:pPr>
+    </w:p>
+    <w:p>
+      <w:pPr>
+        <w:spacing w:before="0" w:after="0"/>
+      </w:pPr>
+    </w:p>
+    <w:p>
+      <w:pPr>
+        <w:spacing w:before="0" w:after="0"/>
+      </w:pPr>
+    </w:p>
+    <w:p>
+      <w:pPr>
         <w:spacing w:before="160" w:after="80"/>
       </w:pPr>
       <w:r>
@@ -19251,6 +19581,16 @@
         </w:rPr>
         <w:t xml:space="preserve">D. (Ⅳ) &gt; (Ⅲ) &gt; (Ⅰ) &gt; (Ⅱ)</w:t>
       </w:r>
+    </w:p>
+    <w:p>
+      <w:pPr>
+        <w:spacing w:before="0" w:after="0"/>
+      </w:pPr>
+    </w:p>
+    <w:p>
+      <w:pPr>
+        <w:spacing w:before="0" w:after="0"/>
+      </w:pPr>
     </w:p>
     <w:p>
       <w:pPr>
@@ -19573,129 +19913,60 @@
     </w:p>
     <w:p>
       <w:pPr>
-        <w:pStyle w:val="BlockText"/>
-      </w:pPr>
-      <w:r>
-        <w:rPr>
-          <w:rFonts w:hint="eastAsia" w:ascii="Times New Roman" w:hAnsi="Times New Roman" w:eastAsia="FangSong" w:cs="Times New Roman"/>
-          <w:b/>
-          <w:bCs/>
-        </w:rPr>
-        <w:t xml:space="preserve">校勘注</w:t>
+        <w:spacing w:before="0" w:after="0"/>
+      </w:pPr>
+    </w:p>
+    <w:p>
+      <w:pPr>
+        <w:spacing w:before="0" w:after="0"/>
+      </w:pPr>
+    </w:p>
+    <w:p>
+      <w:pPr>
+        <w:spacing w:before="160" w:after="80"/>
+      </w:pPr>
+      <w:r>
+        <w:pict>
+          <v:rect style="width:0;height:1.5pt" o:hralign="center" o:hrstd="t" o:hr="t"/>
+        </w:pict>
+      </w:r>
+    </w:p>
+    <w:bookmarkEnd w:id="110"/>
+    <w:bookmarkStart w:id="111" w:name="化学计量"/>
+    <w:p>
+      <w:pPr>
+        <w:pStyle w:val="Heading2"/>
+        <w:spacing w:before="280" w:after="80"/>
+        <w:keepNext/>
+      </w:pPr>
+      <w:r>
+        <w:rPr>
+          <w:rFonts w:ascii="Times New Roman" w:hAnsi="Times New Roman" w:eastAsia="Times New Roman" w:cs="Times New Roman"/>
+        </w:rPr>
+        <w:t xml:space="preserve">99.13 </w:t>
+      </w:r>
+      <w:r>
+        <w:rPr>
+          <w:rFonts w:hint="eastAsia" w:ascii="Times New Roman" w:hAnsi="Times New Roman" w:eastAsia="SimHei" w:cs="Times New Roman"/>
+        </w:rPr>
+        <w:t xml:space="preserve">化学计量</w:t>
+      </w:r>
+    </w:p>
+    <w:p>
+      <w:pPr>
+        <w:pStyle w:val="FirstParagraph"/>
+      </w:pPr>
+      <w:r>
+        <w:rPr>
+          <w:rFonts w:hint="eastAsia" w:ascii="Times New Roman" w:hAnsi="Times New Roman" w:eastAsia="FangSong" w:cs="Times New Roman"/>
+        </w:rPr>
+        <w:t>乙烯燃烧反应</w:t>
       </w:r>
       <w:r>
         <w:rPr>
           <w:rFonts w:hint="eastAsia" w:ascii="Times New Roman" w:hAnsi="Times New Roman" w:eastAsia="Times New Roman" w:cs="Times New Roman"/>
         </w:rPr>
         <w:t>：</w:t>
-      </w:r>
-      <w:r>
-        <w:rPr>
-          <w:rFonts w:hint="eastAsia" w:ascii="Times New Roman" w:hAnsi="Times New Roman" w:eastAsia="FangSong" w:cs="Times New Roman"/>
-        </w:rPr>
-        <w:t>题面</w:t>
-      </w:r>
-      <w:r>
-        <w:rPr>
-          <w:rFonts w:hint="eastAsia" w:ascii="Times New Roman" w:hAnsi="Times New Roman" w:eastAsia="Times New Roman" w:cs="Times New Roman"/>
-        </w:rPr>
-        <w:t>”</w:t>
-      </w:r>
-      <w:r>
-        <w:rPr>
-          <w:rFonts w:hint="eastAsia" w:ascii="Times New Roman" w:hAnsi="Times New Roman" w:eastAsia="FangSong" w:cs="Times New Roman"/>
-        </w:rPr>
-        <w:t>三聚氰胺</w:t>
-      </w:r>
-      <w:r>
-        <w:rPr>
-          <w:rFonts w:hint="eastAsia" w:ascii="Times New Roman" w:hAnsi="Times New Roman" w:eastAsia="Times New Roman" w:cs="Times New Roman"/>
-        </w:rPr>
-        <w:t>(</w:t>
-      </w:r>
-      <w:r>
-        <w:rPr>
-          <w:rFonts w:ascii="Times New Roman" w:hAnsi="Times New Roman" w:eastAsia="Times New Roman" w:cs="Times New Roman"/>
-        </w:rPr>
-        <w:t xml:space="preserve"> </w:t>
-      </w:r>
-      <w:r>
-        <w:rPr>
-          <w:rFonts w:hint="eastAsia" w:ascii="Times New Roman" w:hAnsi="Times New Roman" w:eastAsia="Times New Roman" w:cs="Times New Roman"/>
-        </w:rPr>
-        <w:t>)“</w:t>
-      </w:r>
-      <w:r>
-        <w:rPr>
-          <w:rFonts w:hint="eastAsia" w:ascii="Times New Roman" w:hAnsi="Times New Roman" w:eastAsia="FangSong" w:cs="Times New Roman"/>
-        </w:rPr>
-        <w:t>括号内结构式在原书</w:t>
-      </w:r>
-      <w:r>
-        <w:rPr>
-          <w:rFonts w:ascii="Times New Roman" w:hAnsi="Times New Roman" w:eastAsia="Times New Roman" w:cs="Times New Roman"/>
-        </w:rPr>
-        <w:t xml:space="preserve"> OCR </w:t>
-      </w:r>
-      <w:r>
-        <w:rPr>
-          <w:rFonts w:hint="eastAsia" w:ascii="Times New Roman" w:hAnsi="Times New Roman" w:eastAsia="FangSong" w:cs="Times New Roman"/>
-        </w:rPr>
-        <w:t>中为图片且丢失</w:t>
-      </w:r>
-      <w:r>
-        <w:rPr>
-          <w:rFonts w:hint="eastAsia" w:ascii="Times New Roman" w:hAnsi="Times New Roman" w:eastAsia="Times New Roman" w:cs="Times New Roman"/>
-        </w:rPr>
-        <w:t>（</w:t>
-      </w:r>
-      <w:r>
-        <w:rPr>
-          <w:rFonts w:hint="eastAsia" w:ascii="Times New Roman" w:hAnsi="Times New Roman" w:eastAsia="FangSong" w:cs="Times New Roman"/>
-        </w:rPr>
-        <w:t>无哈希可用</w:t>
-      </w:r>
-      <w:r>
-        <w:rPr>
-          <w:rFonts w:hint="eastAsia" w:ascii="Times New Roman" w:hAnsi="Times New Roman" w:eastAsia="Times New Roman" w:cs="Times New Roman"/>
-        </w:rPr>
-        <w:t>），</w:t>
-      </w:r>
-      <w:r>
-        <w:rPr>
-          <w:rFonts w:hint="eastAsia" w:ascii="Times New Roman" w:hAnsi="Times New Roman" w:eastAsia="FangSong" w:cs="Times New Roman"/>
-        </w:rPr>
-        <w:t>三聚氰胺</w:t>
-      </w:r>
-      <w:r>
-        <w:rPr>
-          <w:rFonts w:hint="eastAsia" w:ascii="Times New Roman" w:hAnsi="Times New Roman" w:eastAsia="Times New Roman" w:cs="Times New Roman"/>
-        </w:rPr>
-        <w:t>（1,3,5-</w:t>
-      </w:r>
-      <w:r>
-        <w:rPr>
-          <w:rFonts w:hint="eastAsia" w:ascii="Times New Roman" w:hAnsi="Times New Roman" w:eastAsia="FangSong" w:cs="Times New Roman"/>
-        </w:rPr>
-        <w:t>三氨基</w:t>
-      </w:r>
-      <w:r>
-        <w:rPr>
-          <w:rFonts w:hint="eastAsia" w:ascii="Times New Roman" w:hAnsi="Times New Roman" w:eastAsia="Times New Roman" w:cs="Times New Roman"/>
-        </w:rPr>
-        <w:t>-2,4,6-</w:t>
-      </w:r>
-      <w:r>
-        <w:rPr>
-          <w:rFonts w:hint="eastAsia" w:ascii="Times New Roman" w:hAnsi="Times New Roman" w:eastAsia="FangSong" w:cs="Times New Roman"/>
-        </w:rPr>
-        <w:t>三嗪</w:t>
-      </w:r>
-      <w:r>
-        <w:rPr>
-          <w:rFonts w:hint="eastAsia" w:ascii="Times New Roman" w:hAnsi="Times New Roman" w:eastAsia="Times New Roman" w:cs="Times New Roman"/>
-        </w:rPr>
-        <w:t>，</w:t>
       </w:r>
       <m:oMath>
         <m:oMathPr>
@@ -19714,7 +19985,7 @@
           </m:e>
           <m:sub>
             <m:r>
-              <m:t>3</m:t>
+              <m:t>2</m:t>
             </m:r>
           </m:sub>
         </m:sSub>
@@ -19726,34 +19997,201 @@
           </m:e>
           <m:sub>
             <m:r>
-              <m:t>6</m:t>
+              <m:t>4</m:t>
+            </m:r>
+          </m:sub>
+        </m:sSub>
+        <m:r>
+          <m:rPr>
+            <m:sty m:val="p"/>
+          </m:rPr>
+          <m:t>(</m:t>
+        </m:r>
+        <m:r>
+          <m:t>g</m:t>
+        </m:r>
+        <m:r>
+          <m:rPr>
+            <m:sty m:val="p"/>
+          </m:rPr>
+          <m:t>)</m:t>
+        </m:r>
+        <m:r>
+          <m:rPr>
+            <m:sty m:val="p"/>
+          </m:rPr>
+          <m:t>+</m:t>
+        </m:r>
+        <m:r>
+          <m:t>3</m:t>
+        </m:r>
+        <m:sSub>
+          <m:e>
+            <m:r>
+              <m:t>O</m:t>
+            </m:r>
+          </m:e>
+          <m:sub>
+            <m:r>
+              <m:t>2</m:t>
+            </m:r>
+          </m:sub>
+        </m:sSub>
+        <m:r>
+          <m:rPr>
+            <m:sty m:val="p"/>
+          </m:rPr>
+          <m:t>(</m:t>
+        </m:r>
+        <m:r>
+          <m:t>g</m:t>
+        </m:r>
+        <m:r>
+          <m:rPr>
+            <m:sty m:val="p"/>
+          </m:rPr>
+          <m:t>)</m:t>
+        </m:r>
+        <m:r>
+          <m:rPr>
+            <m:sty m:val="p"/>
+          </m:rPr>
+          <m:t>→</m:t>
+        </m:r>
+        <m:r>
+          <m:t>2</m:t>
+        </m:r>
+        <m:r>
+          <m:t>C</m:t>
+        </m:r>
+        <m:sSub>
+          <m:e>
+            <m:r>
+              <m:t>O</m:t>
+            </m:r>
+          </m:e>
+          <m:sub>
+            <m:r>
+              <m:t>2</m:t>
+            </m:r>
+          </m:sub>
+        </m:sSub>
+        <m:r>
+          <m:rPr>
+            <m:sty m:val="p"/>
+          </m:rPr>
+          <m:t>(</m:t>
+        </m:r>
+        <m:r>
+          <m:t>g</m:t>
+        </m:r>
+        <m:r>
+          <m:rPr>
+            <m:sty m:val="p"/>
+          </m:rPr>
+          <m:t>)</m:t>
+        </m:r>
+        <m:r>
+          <m:rPr>
+            <m:sty m:val="p"/>
+          </m:rPr>
+          <m:t>+</m:t>
+        </m:r>
+        <m:r>
+          <m:t>2</m:t>
+        </m:r>
+        <m:sSub>
+          <m:e>
+            <m:r>
+              <m:t>H</m:t>
+            </m:r>
+          </m:e>
+          <m:sub>
+            <m:r>
+              <m:t>2</m:t>
+            </m:r>
+          </m:sub>
+        </m:sSub>
+        <m:r>
+          <m:t>O</m:t>
+        </m:r>
+        <m:r>
+          <m:rPr>
+            <m:sty m:val="p"/>
+          </m:rPr>
+          <m:t>(</m:t>
+        </m:r>
+        <m:r>
+          <m:t>g</m:t>
+        </m:r>
+        <m:r>
+          <m:rPr>
+            <m:sty m:val="p"/>
+          </m:rPr>
+          <m:t>)</m:t>
+        </m:r>
+      </m:oMath>
+      <w:r>
+        <w:rPr>
+          <w:rFonts w:hint="eastAsia" w:ascii="Times New Roman" w:hAnsi="Times New Roman" w:eastAsia="Times New Roman" w:cs="Times New Roman"/>
+        </w:rPr>
+        <w:t>，</w:t>
+      </w:r>
+      <w:r>
+        <w:rPr>
+          <w:rFonts w:hint="eastAsia" w:ascii="Times New Roman" w:hAnsi="Times New Roman" w:eastAsia="FangSong" w:cs="Times New Roman"/>
+        </w:rPr>
+        <w:t>在等温等压条件下</w:t>
+      </w:r>
+      <w:r>
+        <w:rPr>
+          <w:rFonts w:hint="eastAsia" w:ascii="Times New Roman" w:hAnsi="Times New Roman" w:eastAsia="Times New Roman" w:cs="Times New Roman"/>
+        </w:rPr>
+        <w:t>，1mol</w:t>
+      </w:r>
+      <w:r>
+        <w:rPr>
+          <w:rFonts w:ascii="Times New Roman" w:hAnsi="Times New Roman" w:eastAsia="Times New Roman" w:cs="Times New Roman"/>
+        </w:rPr>
+        <w:t xml:space="preserve"> </w:t>
+      </w:r>
+      <m:oMath>
+        <m:sSub>
+          <m:e>
+            <m:r>
+              <m:t>C</m:t>
+            </m:r>
+          </m:e>
+          <m:sub>
+            <m:r>
+              <m:t>2</m:t>
             </m:r>
           </m:sub>
         </m:sSub>
         <m:sSub>
           <m:e>
             <m:r>
-              <m:t>N</m:t>
+              <m:t>H</m:t>
             </m:r>
           </m:e>
           <m:sub>
             <m:r>
-              <m:t>6</m:t>
+              <m:t>4</m:t>
             </m:r>
           </m:sub>
         </m:sSub>
       </m:oMath>
       <w:r>
         <w:rPr>
-          <w:rFonts w:hint="eastAsia" w:ascii="Times New Roman" w:hAnsi="Times New Roman" w:eastAsia="Times New Roman" w:cs="Times New Roman"/>
-        </w:rPr>
-        <w:t>，M=126）</w:t>
-      </w:r>
-      <w:r>
-        <w:rPr>
-          <w:rFonts w:hint="eastAsia" w:ascii="Times New Roman" w:hAnsi="Times New Roman" w:eastAsia="FangSong" w:cs="Times New Roman"/>
-        </w:rPr>
-        <w:t>结构不补图</w:t>
+          <w:rFonts w:ascii="Times New Roman" w:hAnsi="Times New Roman" w:eastAsia="Times New Roman" w:cs="Times New Roman"/>
+        </w:rPr>
+        <w:t xml:space="preserve"> </w:t>
+      </w:r>
+      <w:r>
+        <w:rPr>
+          <w:rFonts w:hint="eastAsia" w:ascii="Times New Roman" w:hAnsi="Times New Roman" w:eastAsia="FangSong" w:cs="Times New Roman"/>
+        </w:rPr>
+        <w:t>完全燃烧后</w:t>
       </w:r>
       <w:r>
         <w:rPr>
@@ -19765,297 +20203,6 @@
         <w:rPr>
           <w:rFonts w:hint="eastAsia" w:ascii="Times New Roman" w:hAnsi="Times New Roman" w:eastAsia="FangSong" w:cs="Times New Roman"/>
         </w:rPr>
-        <w:t>以文字注记</w:t>
-      </w:r>
-      <w:r>
-        <w:rPr>
-          <w:rFonts w:hint="eastAsia" w:ascii="Times New Roman" w:hAnsi="Times New Roman" w:eastAsia="Times New Roman" w:cs="Times New Roman"/>
-        </w:rPr>
-        <w:t>。</w:t>
-      </w:r>
-    </w:p>
-    <w:p>
-      <w:pPr>
-        <w:spacing w:before="160" w:after="80"/>
-      </w:pPr>
-      <w:r>
-        <w:pict>
-          <v:rect style="width:0;height:1.5pt" o:hralign="center" o:hrstd="t" o:hr="t"/>
-        </w:pict>
-      </w:r>
-    </w:p>
-    <w:bookmarkEnd w:id="110"/>
-    <w:bookmarkStart w:id="111" w:name="化学计量"/>
-    <w:p>
-      <w:pPr>
-        <w:pStyle w:val="Heading2"/>
-        <w:spacing w:before="280" w:after="80"/>
-        <w:keepNext/>
-      </w:pPr>
-      <w:r>
-        <w:rPr>
-          <w:rFonts w:ascii="Times New Roman" w:hAnsi="Times New Roman" w:eastAsia="Times New Roman" w:cs="Times New Roman"/>
-        </w:rPr>
-        <w:t xml:space="preserve">99.13 </w:t>
-      </w:r>
-      <w:r>
-        <w:rPr>
-          <w:rFonts w:hint="eastAsia" w:ascii="Times New Roman" w:hAnsi="Times New Roman" w:eastAsia="SimHei" w:cs="Times New Roman"/>
-        </w:rPr>
-        <w:t xml:space="preserve">化学计量</w:t>
-      </w:r>
-    </w:p>
-    <w:p>
-      <w:pPr>
-        <w:pStyle w:val="FirstParagraph"/>
-      </w:pPr>
-      <w:r>
-        <w:rPr>
-          <w:rFonts w:hint="eastAsia" w:ascii="Times New Roman" w:hAnsi="Times New Roman" w:eastAsia="FangSong" w:cs="Times New Roman"/>
-        </w:rPr>
-        <w:t>乙烯燃烧反应</w:t>
-      </w:r>
-      <w:r>
-        <w:rPr>
-          <w:rFonts w:hint="eastAsia" w:ascii="Times New Roman" w:hAnsi="Times New Roman" w:eastAsia="Times New Roman" w:cs="Times New Roman"/>
-        </w:rPr>
-        <w:t>：</w:t>
-      </w:r>
-      <m:oMath>
-        <m:oMathPr>
-          <m:ctrlPr>
-            <w:rPr>
-              <w:sz w:val="28"/>
-              <w:szCs w:val="28"/>
-            </w:rPr>
-          </m:ctrlPr>
-        </m:oMathPr>
-        <m:sSub>
-          <m:e>
-            <m:r>
-              <m:t>C</m:t>
-            </m:r>
-          </m:e>
-          <m:sub>
-            <m:r>
-              <m:t>2</m:t>
-            </m:r>
-          </m:sub>
-        </m:sSub>
-        <m:sSub>
-          <m:e>
-            <m:r>
-              <m:t>H</m:t>
-            </m:r>
-          </m:e>
-          <m:sub>
-            <m:r>
-              <m:t>4</m:t>
-            </m:r>
-          </m:sub>
-        </m:sSub>
-        <m:r>
-          <m:rPr>
-            <m:sty m:val="p"/>
-          </m:rPr>
-          <m:t>(</m:t>
-        </m:r>
-        <m:r>
-          <m:t>g</m:t>
-        </m:r>
-        <m:r>
-          <m:rPr>
-            <m:sty m:val="p"/>
-          </m:rPr>
-          <m:t>)</m:t>
-        </m:r>
-        <m:r>
-          <m:rPr>
-            <m:sty m:val="p"/>
-          </m:rPr>
-          <m:t>+</m:t>
-        </m:r>
-        <m:r>
-          <m:t>3</m:t>
-        </m:r>
-        <m:sSub>
-          <m:e>
-            <m:r>
-              <m:t>O</m:t>
-            </m:r>
-          </m:e>
-          <m:sub>
-            <m:r>
-              <m:t>2</m:t>
-            </m:r>
-          </m:sub>
-        </m:sSub>
-        <m:r>
-          <m:rPr>
-            <m:sty m:val="p"/>
-          </m:rPr>
-          <m:t>(</m:t>
-        </m:r>
-        <m:r>
-          <m:t>g</m:t>
-        </m:r>
-        <m:r>
-          <m:rPr>
-            <m:sty m:val="p"/>
-          </m:rPr>
-          <m:t>)</m:t>
-        </m:r>
-        <m:r>
-          <m:rPr>
-            <m:sty m:val="p"/>
-          </m:rPr>
-          <m:t>→</m:t>
-        </m:r>
-        <m:r>
-          <m:t>2</m:t>
-        </m:r>
-        <m:r>
-          <m:t>C</m:t>
-        </m:r>
-        <m:sSub>
-          <m:e>
-            <m:r>
-              <m:t>O</m:t>
-            </m:r>
-          </m:e>
-          <m:sub>
-            <m:r>
-              <m:t>2</m:t>
-            </m:r>
-          </m:sub>
-        </m:sSub>
-        <m:r>
-          <m:rPr>
-            <m:sty m:val="p"/>
-          </m:rPr>
-          <m:t>(</m:t>
-        </m:r>
-        <m:r>
-          <m:t>g</m:t>
-        </m:r>
-        <m:r>
-          <m:rPr>
-            <m:sty m:val="p"/>
-          </m:rPr>
-          <m:t>)</m:t>
-        </m:r>
-        <m:r>
-          <m:rPr>
-            <m:sty m:val="p"/>
-          </m:rPr>
-          <m:t>+</m:t>
-        </m:r>
-        <m:r>
-          <m:t>2</m:t>
-        </m:r>
-        <m:sSub>
-          <m:e>
-            <m:r>
-              <m:t>H</m:t>
-            </m:r>
-          </m:e>
-          <m:sub>
-            <m:r>
-              <m:t>2</m:t>
-            </m:r>
-          </m:sub>
-        </m:sSub>
-        <m:r>
-          <m:t>O</m:t>
-        </m:r>
-        <m:r>
-          <m:rPr>
-            <m:sty m:val="p"/>
-          </m:rPr>
-          <m:t>(</m:t>
-        </m:r>
-        <m:r>
-          <m:t>g</m:t>
-        </m:r>
-        <m:r>
-          <m:rPr>
-            <m:sty m:val="p"/>
-          </m:rPr>
-          <m:t>)</m:t>
-        </m:r>
-      </m:oMath>
-      <w:r>
-        <w:rPr>
-          <w:rFonts w:hint="eastAsia" w:ascii="Times New Roman" w:hAnsi="Times New Roman" w:eastAsia="Times New Roman" w:cs="Times New Roman"/>
-        </w:rPr>
-        <w:t>，</w:t>
-      </w:r>
-      <w:r>
-        <w:rPr>
-          <w:rFonts w:hint="eastAsia" w:ascii="Times New Roman" w:hAnsi="Times New Roman" w:eastAsia="FangSong" w:cs="Times New Roman"/>
-        </w:rPr>
-        <w:t>在等温等压条件下</w:t>
-      </w:r>
-      <w:r>
-        <w:rPr>
-          <w:rFonts w:hint="eastAsia" w:ascii="Times New Roman" w:hAnsi="Times New Roman" w:eastAsia="Times New Roman" w:cs="Times New Roman"/>
-        </w:rPr>
-        <w:t>，1mol</w:t>
-      </w:r>
-      <w:r>
-        <w:rPr>
-          <w:rFonts w:ascii="Times New Roman" w:hAnsi="Times New Roman" w:eastAsia="Times New Roman" w:cs="Times New Roman"/>
-        </w:rPr>
-        <w:t xml:space="preserve"> </w:t>
-      </w:r>
-      <m:oMath>
-        <m:sSub>
-          <m:e>
-            <m:r>
-              <m:t>C</m:t>
-            </m:r>
-          </m:e>
-          <m:sub>
-            <m:r>
-              <m:t>2</m:t>
-            </m:r>
-          </m:sub>
-        </m:sSub>
-        <m:sSub>
-          <m:e>
-            <m:r>
-              <m:t>H</m:t>
-            </m:r>
-          </m:e>
-          <m:sub>
-            <m:r>
-              <m:t>4</m:t>
-            </m:r>
-          </m:sub>
-        </m:sSub>
-      </m:oMath>
-      <w:r>
-        <w:rPr>
-          <w:rFonts w:ascii="Times New Roman" w:hAnsi="Times New Roman" w:eastAsia="Times New Roman" w:cs="Times New Roman"/>
-        </w:rPr>
-        <w:t xml:space="preserve"> </w:t>
-      </w:r>
-      <w:r>
-        <w:rPr>
-          <w:rFonts w:hint="eastAsia" w:ascii="Times New Roman" w:hAnsi="Times New Roman" w:eastAsia="FangSong" w:cs="Times New Roman"/>
-        </w:rPr>
-        <w:t>完全燃烧后</w:t>
-      </w:r>
-      <w:r>
-        <w:rPr>
-          <w:rFonts w:hint="eastAsia" w:ascii="Times New Roman" w:hAnsi="Times New Roman" w:eastAsia="Times New Roman" w:cs="Times New Roman"/>
-        </w:rPr>
-        <w:t>，</w:t>
-      </w:r>
-      <w:r>
-        <w:rPr>
-          <w:rFonts w:hint="eastAsia" w:ascii="Times New Roman" w:hAnsi="Times New Roman" w:eastAsia="FangSong" w:cs="Times New Roman"/>
-        </w:rPr>
         <w:t>气体体积变为原来的多少倍</w:t>
       </w:r>
       <w:r>
@@ -20064,6 +20211,21 @@
         </w:rPr>
         <w:t>？</w:t>
       </w:r>
+    </w:p>
+    <w:p>
+      <w:pPr>
+        <w:spacing w:before="0" w:after="0"/>
+      </w:pPr>
+    </w:p>
+    <w:p>
+      <w:pPr>
+        <w:spacing w:before="0" w:after="0"/>
+      </w:pPr>
+    </w:p>
+    <w:p>
+      <w:pPr>
+        <w:spacing w:before="0" w:after="0"/>
+      </w:pPr>
     </w:p>
     <w:p>
       <w:pPr>

--- a/00-首页/题组Word/习题书/第三篇-有机化学/第三篇-有机化学-99-综合题-学生版-打印版.docx
+++ b/00-首页/题组Word/习题书/第三篇-有机化学/第三篇-有机化学-99-综合题-学生版-打印版.docx
@@ -6,9 +6,8 @@
     <w:p>
       <w:pPr>
         <w:pStyle w:val="Heading1"/>
-        <w:spacing w:before="0" w:after="240"/>
+        <w:spacing w:before="280" w:after="120"/>
         <w:jc w:val="center"/>
-        <w:keepNext/>
       </w:pPr>
       <w:r>
         <w:rPr>
@@ -55,8 +54,7 @@
     <w:p>
       <w:pPr>
         <w:pStyle w:val="Heading2"/>
-        <w:spacing w:before="280" w:after="80"/>
-        <w:keepNext/>
+        <w:spacing w:before="280" w:after="120"/>
       </w:pPr>
       <w:r>
         <w:rPr>
@@ -70,8 +68,7 @@
     <w:p>
       <w:pPr>
         <w:pStyle w:val="Heading2"/>
-        <w:spacing w:before="280" w:after="80"/>
-        <w:keepNext/>
+        <w:spacing w:before="280" w:after="120"/>
       </w:pPr>
       <w:r>
         <w:rPr>
@@ -193,8 +190,7 @@
     <w:p>
       <w:pPr>
         <w:pStyle w:val="Heading2"/>
-        <w:spacing w:before="280" w:after="80"/>
-        <w:keepNext/>
+        <w:spacing w:before="280" w:after="120"/>
       </w:pPr>
       <w:r>
         <w:rPr>
@@ -320,8 +316,7 @@
     <w:p>
       <w:pPr>
         <w:pStyle w:val="Heading2"/>
-        <w:spacing w:before="280" w:after="80"/>
-        <w:keepNext/>
+        <w:spacing w:before="280" w:after="120"/>
       </w:pPr>
       <w:r>
         <w:rPr>
@@ -441,8 +436,7 @@
     <w:p>
       <w:pPr>
         <w:pStyle w:val="Heading2"/>
-        <w:spacing w:before="280" w:after="80"/>
-        <w:keepNext/>
+        <w:spacing w:before="280" w:after="120"/>
       </w:pPr>
       <w:r>
         <w:rPr>
@@ -585,8 +579,7 @@
     <w:p>
       <w:pPr>
         <w:pStyle w:val="Heading2"/>
-        <w:spacing w:before="280" w:after="80"/>
-        <w:keepNext/>
+        <w:spacing w:before="280" w:after="120"/>
       </w:pPr>
       <w:r>
         <w:rPr>
@@ -1346,8 +1339,7 @@
     <w:p>
       <w:pPr>
         <w:pStyle w:val="Heading2"/>
-        <w:spacing w:before="280" w:after="80"/>
-        <w:keepNext/>
+        <w:spacing w:before="280" w:after="120"/>
       </w:pPr>
       <w:r>
         <w:rPr>
@@ -2492,8 +2484,7 @@
     <w:p>
       <w:pPr>
         <w:pStyle w:val="Heading2"/>
-        <w:spacing w:before="280" w:after="80"/>
-        <w:keepNext/>
+        <w:spacing w:before="280" w:after="120"/>
       </w:pPr>
       <w:r>
         <w:rPr>
@@ -3239,8 +3230,7 @@
     <w:p>
       <w:pPr>
         <w:pStyle w:val="Heading2"/>
-        <w:spacing w:before="280" w:after="80"/>
-        <w:keepNext/>
+        <w:spacing w:before="280" w:after="120"/>
       </w:pPr>
       <w:r>
         <w:rPr>
@@ -4563,8 +4553,7 @@
     <w:p>
       <w:pPr>
         <w:pStyle w:val="Heading2"/>
-        <w:spacing w:before="280" w:after="80"/>
-        <w:keepNext/>
+        <w:spacing w:before="280" w:after="120"/>
       </w:pPr>
       <w:r>
         <w:rPr>
@@ -13743,8 +13732,7 @@
     <w:p>
       <w:pPr>
         <w:pStyle w:val="Heading2"/>
-        <w:spacing w:before="280" w:after="80"/>
-        <w:keepNext/>
+        <w:spacing w:before="280" w:after="120"/>
       </w:pPr>
       <w:r>
         <w:rPr>
@@ -19069,8 +19057,7 @@
     <w:p>
       <w:pPr>
         <w:pStyle w:val="Heading2"/>
-        <w:spacing w:before="280" w:after="80"/>
-        <w:keepNext/>
+        <w:spacing w:before="280" w:after="120"/>
       </w:pPr>
       <w:r>
         <w:rPr>
@@ -19607,8 +19594,7 @@
     <w:p>
       <w:pPr>
         <w:pStyle w:val="Heading2"/>
-        <w:spacing w:before="280" w:after="80"/>
-        <w:keepNext/>
+        <w:spacing w:before="280" w:after="120"/>
       </w:pPr>
       <w:r>
         <w:rPr>
@@ -19936,8 +19922,7 @@
     <w:p>
       <w:pPr>
         <w:pStyle w:val="Heading2"/>
-        <w:spacing w:before="280" w:after="80"/>
-        <w:keepNext/>
+        <w:spacing w:before="280" w:after="120"/>
       </w:pPr>
       <w:r>
         <w:rPr>
@@ -20240,8 +20225,8 @@
     <w:bookmarkEnd w:id="111"/>
     <w:bookmarkEnd w:id="112"/>
     <w:sectPr>
+      <w:headerReference w:type="default" r:id="rId101"/>
       <w:footerReference w:type="default" r:id="rId9"/>
-      <w:headerReference w:type="default" r:id="rId10"/>
       <w:footnotePr>
         <w:numRestart w:val="eachSect"/>
       </w:footnotePr>
@@ -20260,88 +20245,123 @@
 <w:ftr xmlns:m="http://schemas.openxmlformats.org/officeDocument/2006/math" xmlns:mc="http://schemas.openxmlformats.org/markup-compatibility/2006" xmlns:mo="http://schemas.microsoft.com/office/mac/office/2008/main" xmlns:mv="urn:schemas-microsoft-com:mac:vml" xmlns:o="urn:schemas-microsoft-com:office:office" xmlns:r="http://schemas.openxmlformats.org/officeDocument/2006/relationships" xmlns:v="urn:schemas-microsoft-com:vml" xmlns:w10="urn:schemas-microsoft-com:office:word" xmlns:w14="http://schemas.microsoft.com/office/word/2010/wordml" xmlns:w="http://schemas.openxmlformats.org/wordprocessingml/2006/main" xmlns:wne="http://schemas.microsoft.com/office/word/2006/wordml" xmlns:wp14="http://schemas.microsoft.com/office/word/2010/wordprocessingDrawing" xmlns:wp="http://schemas.openxmlformats.org/drawingml/2006/wordprocessingDrawing" xmlns:wpc="http://schemas.microsoft.com/office/word/2010/wordprocessingCanvas" xmlns:wpg="http://schemas.microsoft.com/office/word/2010/wordprocessingGroup" xmlns:wpi="http://schemas.microsoft.com/office/word/2010/wordprocessingInk" xmlns:wps="http://schemas.microsoft.com/office/word/2010/wordprocessingShape" mc:Ignorable="w14 wp14">
   <w:p>
     <w:pPr>
+      <w:pStyle w:val="Footer"/>
       <w:jc w:val="center"/>
     </w:pPr>
     <w:r>
       <w:rPr>
+        <w:rFonts w:ascii="Times New Roman" w:hAnsi="Times New Roman" w:eastAsia="Times New Roman" w:cs="Times New Roman"/>
+        <w:b w:val="0"/>
         <w:color w:val="000000"/>
-        <w:sz w:val="18"/>
+        <w:sz w:val="20"/>
       </w:rPr>
       <w:t xml:space="preserve">第 </w:t>
     </w:r>
     <w:r>
       <w:rPr>
+        <w:rFonts w:ascii="Times New Roman" w:hAnsi="Times New Roman" w:eastAsia="Times New Roman" w:cs="Times New Roman"/>
+        <w:b w:val="0"/>
         <w:color w:val="000000"/>
-        <w:sz w:val="18"/>
+        <w:sz w:val="20"/>
       </w:rPr>
       <w:fldChar w:fldCharType="begin"/>
     </w:r>
     <w:r>
       <w:rPr>
-        <w:sz w:val="18"/>
+        <w:rFonts w:ascii="Times New Roman" w:hAnsi="Times New Roman" w:eastAsia="Times New Roman" w:cs="Times New Roman"/>
+        <w:b w:val="0"/>
+        <w:color w:val="000000"/>
+        <w:sz w:val="20"/>
       </w:rPr>
       <w:instrText xml:space="preserve"> PAGE </w:instrText>
     </w:r>
     <w:r>
       <w:rPr>
-        <w:sz w:val="18"/>
+        <w:rFonts w:ascii="Times New Roman" w:hAnsi="Times New Roman" w:eastAsia="Times New Roman" w:cs="Times New Roman"/>
+        <w:b w:val="0"/>
+        <w:color w:val="000000"/>
+        <w:sz w:val="20"/>
       </w:rPr>
       <w:fldChar w:fldCharType="separate"/>
     </w:r>
     <w:r>
       <w:rPr>
-        <w:sz w:val="18"/>
+        <w:rFonts w:ascii="Times New Roman" w:hAnsi="Times New Roman" w:eastAsia="Times New Roman" w:cs="Times New Roman"/>
+        <w:b w:val="0"/>
+        <w:color w:val="000000"/>
+        <w:sz w:val="20"/>
       </w:rPr>
       <w:t>1</w:t>
     </w:r>
     <w:r>
       <w:rPr>
-        <w:sz w:val="18"/>
+        <w:rFonts w:ascii="Times New Roman" w:hAnsi="Times New Roman" w:eastAsia="Times New Roman" w:cs="Times New Roman"/>
+        <w:b w:val="0"/>
+        <w:color w:val="000000"/>
+        <w:sz w:val="20"/>
       </w:rPr>
       <w:fldChar w:fldCharType="end"/>
     </w:r>
     <w:r>
       <w:rPr>
+        <w:rFonts w:ascii="Times New Roman" w:hAnsi="Times New Roman" w:eastAsia="Times New Roman" w:cs="Times New Roman"/>
+        <w:b w:val="0"/>
         <w:color w:val="000000"/>
-        <w:sz w:val="18"/>
+        <w:sz w:val="20"/>
       </w:rPr>
       <w:t xml:space="preserve"> 页 / 共 </w:t>
     </w:r>
     <w:r>
       <w:rPr>
+        <w:rFonts w:ascii="Times New Roman" w:hAnsi="Times New Roman" w:eastAsia="Times New Roman" w:cs="Times New Roman"/>
+        <w:b w:val="0"/>
         <w:color w:val="000000"/>
-        <w:sz w:val="18"/>
+        <w:sz w:val="20"/>
       </w:rPr>
       <w:fldChar w:fldCharType="begin"/>
     </w:r>
     <w:r>
       <w:rPr>
-        <w:sz w:val="18"/>
+        <w:rFonts w:ascii="Times New Roman" w:hAnsi="Times New Roman" w:eastAsia="Times New Roman" w:cs="Times New Roman"/>
+        <w:b w:val="0"/>
+        <w:color w:val="000000"/>
+        <w:sz w:val="20"/>
       </w:rPr>
       <w:instrText xml:space="preserve"> NUMPAGES </w:instrText>
     </w:r>
     <w:r>
       <w:rPr>
-        <w:sz w:val="18"/>
+        <w:rFonts w:ascii="Times New Roman" w:hAnsi="Times New Roman" w:eastAsia="Times New Roman" w:cs="Times New Roman"/>
+        <w:b w:val="0"/>
+        <w:color w:val="000000"/>
+        <w:sz w:val="20"/>
       </w:rPr>
       <w:fldChar w:fldCharType="separate"/>
     </w:r>
     <w:r>
       <w:rPr>
-        <w:sz w:val="18"/>
+        <w:rFonts w:ascii="Times New Roman" w:hAnsi="Times New Roman" w:eastAsia="Times New Roman" w:cs="Times New Roman"/>
+        <w:b w:val="0"/>
+        <w:color w:val="000000"/>
+        <w:sz w:val="20"/>
       </w:rPr>
       <w:t>1</w:t>
     </w:r>
     <w:r>
       <w:rPr>
-        <w:sz w:val="18"/>
+        <w:rFonts w:ascii="Times New Roman" w:hAnsi="Times New Roman" w:eastAsia="Times New Roman" w:cs="Times New Roman"/>
+        <w:b w:val="0"/>
+        <w:color w:val="000000"/>
+        <w:sz w:val="20"/>
       </w:rPr>
       <w:fldChar w:fldCharType="end"/>
     </w:r>
     <w:r>
       <w:rPr>
+        <w:rFonts w:ascii="Times New Roman" w:hAnsi="Times New Roman" w:eastAsia="Times New Roman" w:cs="Times New Roman"/>
+        <w:b w:val="0"/>
         <w:color w:val="000000"/>
-        <w:sz w:val="18"/>
+        <w:sz w:val="20"/>
       </w:rPr>
       <w:t xml:space="preserve"> 页</w:t>
     </w:r>
@@ -20379,10 +20399,12 @@
     </w:pPr>
     <w:r>
       <w:rPr>
+        <w:rFonts w:ascii="Times New Roman" w:hAnsi="Times New Roman" w:eastAsia="Times New Roman" w:cs="Times New Roman"/>
+        <w:b w:val="0"/>
         <w:color w:val="000000"/>
         <w:sz w:val="18"/>
       </w:rPr>
-      <w:t>第三篇 有机化学 · 第三篇-有机化学-99-综合题-学生版</w:t>
+      <w:t xml:space="preserve">第 99 章 综合题</w:t>
     </w:r>
   </w:p>
 </w:hdr>
@@ -22312,7 +22334,7 @@
     <ns0:rPr>
       <ns0:rFonts ns0:ascii="Times New Roman" ns0:cs="Times New Roman" ns0:eastAsia="SimHei" ns0:hAnsi="Times New Roman"/>
       <ns0:b/>
-      <ns0:color ns0:val="17324D"/>
+      <ns0:color ns0:val="000000"/>
       <ns0:sz ns0:val="44"/>
       <ns0:szCs ns0:val="56"/>
     </ns0:rPr>
@@ -22454,7 +22476,7 @@
     <ns0:rPr>
       <ns0:rFonts ns0:ascii="Times New Roman" ns0:cs="Times New Roman" ns0:eastAsia="SimHei" ns0:hAnsi="Times New Roman"/>
       <ns0:b/>
-      <ns0:color ns0:val="17324D"/>
+      <ns0:color ns0:val="000000"/>
       <ns0:sz ns0:val="32"/>
       <ns0:szCs ns0:val="40"/>
     </ns0:rPr>
@@ -22478,7 +22500,7 @@
     <ns0:rPr>
       <ns0:rFonts ns0:ascii="Times New Roman" ns0:cs="Times New Roman" ns0:eastAsia="SimHei" ns0:hAnsi="Times New Roman"/>
       <ns0:b/>
-      <ns0:color ns0:val="17324D"/>
+      <ns0:color ns0:val="000000"/>
       <ns0:sz ns0:val="28"/>
       <ns0:szCs ns0:val="32"/>
     </ns0:rPr>
@@ -22502,7 +22524,7 @@
     <ns0:rPr>
       <ns0:rFonts ns0:ascii="Times New Roman" ns0:cs="Times New Roman" ns0:eastAsia="SimHei" ns0:hAnsi="Times New Roman"/>
       <ns0:b/>
-      <ns0:color ns0:val="17324D"/>
+      <ns0:color ns0:val="000000"/>
       <ns0:sz ns0:val="25"/>
       <ns0:szCs ns0:val="28"/>
     </ns0:rPr>
@@ -22978,7 +23000,7 @@
     <w:rPr>
       <w:rFonts w:ascii="Times New Roman" w:hAnsi="Times New Roman" w:eastAsia="FangSong" w:cs="Times New Roman"/>
       <w:b/>
-      <w:color w:val="000000"/>
+      <w:color w:val="007020"/>
     </w:rPr>
   </w:style>
   <w:style w:type="character" w:customStyle="1" w:styleId="DataTypeTok">
@@ -22986,7 +23008,7 @@
     <w:basedOn w:val="VerbatimChar"/>
     <w:rPr>
       <w:rFonts w:ascii="Times New Roman" w:hAnsi="Times New Roman" w:eastAsia="FangSong" w:cs="Times New Roman"/>
-      <w:color w:val="000000"/>
+      <w:color w:val="902000"/>
     </w:rPr>
   </w:style>
   <w:style w:type="character" w:customStyle="1" w:styleId="DecValTok">
@@ -22994,7 +23016,7 @@
     <w:basedOn w:val="VerbatimChar"/>
     <w:rPr>
       <w:rFonts w:ascii="Times New Roman" w:hAnsi="Times New Roman" w:eastAsia="FangSong" w:cs="Times New Roman"/>
-      <w:color w:val="000000"/>
+      <w:color w:val="40a070"/>
     </w:rPr>
   </w:style>
   <w:style w:type="character" w:customStyle="1" w:styleId="BaseNTok">
@@ -23002,7 +23024,7 @@
     <w:basedOn w:val="VerbatimChar"/>
     <w:rPr>
       <w:rFonts w:ascii="Times New Roman" w:hAnsi="Times New Roman" w:eastAsia="FangSong" w:cs="Times New Roman"/>
-      <w:color w:val="000000"/>
+      <w:color w:val="40a070"/>
     </w:rPr>
   </w:style>
   <w:style w:type="character" w:customStyle="1" w:styleId="FloatTok">
@@ -23010,7 +23032,7 @@
     <w:basedOn w:val="VerbatimChar"/>
     <w:rPr>
       <w:rFonts w:ascii="Times New Roman" w:hAnsi="Times New Roman" w:eastAsia="FangSong" w:cs="Times New Roman"/>
-      <w:color w:val="000000"/>
+      <w:color w:val="40a070"/>
     </w:rPr>
   </w:style>
   <w:style w:type="character" w:customStyle="1" w:styleId="ConstantTok">
@@ -23018,7 +23040,7 @@
     <w:basedOn w:val="VerbatimChar"/>
     <w:rPr>
       <w:rFonts w:ascii="Times New Roman" w:hAnsi="Times New Roman" w:eastAsia="FangSong" w:cs="Times New Roman"/>
-      <w:color w:val="000000"/>
+      <w:color w:val="880000"/>
     </w:rPr>
   </w:style>
   <w:style w:type="character" w:customStyle="1" w:styleId="CharTok">
@@ -23026,7 +23048,7 @@
     <w:basedOn w:val="VerbatimChar"/>
     <w:rPr>
       <w:rFonts w:ascii="Times New Roman" w:hAnsi="Times New Roman" w:eastAsia="FangSong" w:cs="Times New Roman"/>
-      <w:color w:val="000000"/>
+      <w:color w:val="4070a0"/>
     </w:rPr>
   </w:style>
   <w:style w:type="character" w:customStyle="1" w:styleId="SpecialCharTok">
@@ -23034,7 +23056,7 @@
     <w:basedOn w:val="VerbatimChar"/>
     <w:rPr>
       <w:rFonts w:ascii="Times New Roman" w:hAnsi="Times New Roman" w:eastAsia="FangSong" w:cs="Times New Roman"/>
-      <w:color w:val="000000"/>
+      <w:color w:val="4070a0"/>
     </w:rPr>
   </w:style>
   <w:style w:type="character" w:customStyle="1" w:styleId="StringTok">
@@ -23042,7 +23064,7 @@
     <w:basedOn w:val="VerbatimChar"/>
     <w:rPr>
       <w:rFonts w:ascii="Times New Roman" w:hAnsi="Times New Roman" w:eastAsia="FangSong" w:cs="Times New Roman"/>
-      <w:color w:val="000000"/>
+      <w:color w:val="4070a0"/>
     </w:rPr>
   </w:style>
   <w:style w:type="character" w:customStyle="1" w:styleId="VerbatimStringTok">
@@ -23050,7 +23072,7 @@
     <w:basedOn w:val="VerbatimChar"/>
     <w:rPr>
       <w:rFonts w:ascii="Times New Roman" w:hAnsi="Times New Roman" w:eastAsia="FangSong" w:cs="Times New Roman"/>
-      <w:color w:val="000000"/>
+      <w:color w:val="4070a0"/>
     </w:rPr>
   </w:style>
   <w:style w:type="character" w:customStyle="1" w:styleId="SpecialStringTok">
@@ -23058,7 +23080,7 @@
     <w:basedOn w:val="VerbatimChar"/>
     <w:rPr>
       <w:rFonts w:ascii="Times New Roman" w:hAnsi="Times New Roman" w:eastAsia="FangSong" w:cs="Times New Roman"/>
-      <w:color w:val="000000"/>
+      <w:color w:val="bb6688"/>
     </w:rPr>
   </w:style>
   <w:style w:type="character" w:customStyle="1" w:styleId="ImportTok">
@@ -23067,7 +23089,7 @@
     <w:rPr>
       <w:rFonts w:ascii="Times New Roman" w:hAnsi="Times New Roman" w:eastAsia="FangSong" w:cs="Times New Roman"/>
       <w:b/>
-      <w:color w:val="000000"/>
+      <w:color w:val="008000"/>
     </w:rPr>
   </w:style>
   <w:style w:type="character" w:customStyle="1" w:styleId="CommentTok">
@@ -23076,7 +23098,7 @@
     <w:rPr>
       <w:rFonts w:ascii="Times New Roman" w:hAnsi="Times New Roman" w:eastAsia="FangSong" w:cs="Times New Roman"/>
       <w:i/>
-      <w:color w:val="000000"/>
+      <w:color w:val="60a0b0"/>
     </w:rPr>
   </w:style>
   <w:style w:type="character" w:customStyle="1" w:styleId="DocumentationTok">
@@ -23085,7 +23107,7 @@
     <w:rPr>
       <w:rFonts w:ascii="Times New Roman" w:hAnsi="Times New Roman" w:eastAsia="FangSong" w:cs="Times New Roman"/>
       <w:i/>
-      <w:color w:val="000000"/>
+      <w:color w:val="ba2121"/>
     </w:rPr>
   </w:style>
   <w:style w:type="character" w:customStyle="1" w:styleId="AnnotationTok">
@@ -23095,7 +23117,7 @@
       <w:rFonts w:ascii="Times New Roman" w:hAnsi="Times New Roman" w:eastAsia="FangSong" w:cs="Times New Roman"/>
       <w:b/>
       <w:i/>
-      <w:color w:val="000000"/>
+      <w:color w:val="60a0b0"/>
     </w:rPr>
   </w:style>
   <w:style w:type="character" w:customStyle="1" w:styleId="CommentVarTok">
@@ -23105,7 +23127,7 @@
       <w:rFonts w:ascii="Times New Roman" w:hAnsi="Times New Roman" w:eastAsia="FangSong" w:cs="Times New Roman"/>
       <w:b/>
       <w:i/>
-      <w:color w:val="000000"/>
+      <w:color w:val="60a0b0"/>
     </w:rPr>
   </w:style>
   <w:style w:type="character" w:customStyle="1" w:styleId="OtherTok">
@@ -23113,7 +23135,7 @@
     <w:basedOn w:val="VerbatimChar"/>
     <w:rPr>
       <w:rFonts w:ascii="Times New Roman" w:hAnsi="Times New Roman" w:eastAsia="FangSong" w:cs="Times New Roman"/>
-      <w:color w:val="000000"/>
+      <w:color w:val="007020"/>
     </w:rPr>
   </w:style>
   <w:style w:type="character" w:customStyle="1" w:styleId="FunctionTok">
@@ -23121,7 +23143,7 @@
     <w:basedOn w:val="VerbatimChar"/>
     <w:rPr>
       <w:rFonts w:ascii="Times New Roman" w:hAnsi="Times New Roman" w:eastAsia="FangSong" w:cs="Times New Roman"/>
-      <w:color w:val="000000"/>
+      <w:color w:val="06287e"/>
     </w:rPr>
   </w:style>
   <w:style w:type="character" w:customStyle="1" w:styleId="VariableTok">
@@ -23129,7 +23151,7 @@
     <w:basedOn w:val="VerbatimChar"/>
     <w:rPr>
       <w:rFonts w:ascii="Times New Roman" w:hAnsi="Times New Roman" w:eastAsia="FangSong" w:cs="Times New Roman"/>
-      <w:color w:val="000000"/>
+      <w:color w:val="19177c"/>
     </w:rPr>
   </w:style>
   <w:style w:type="character" w:customStyle="1" w:styleId="ControlFlowTok">
@@ -23138,7 +23160,7 @@
     <w:rPr>
       <w:rFonts w:ascii="Times New Roman" w:hAnsi="Times New Roman" w:eastAsia="FangSong" w:cs="Times New Roman"/>
       <w:b/>
-      <w:color w:val="000000"/>
+      <w:color w:val="007020"/>
     </w:rPr>
   </w:style>
   <w:style w:type="character" w:customStyle="1" w:styleId="OperatorTok">
@@ -23146,7 +23168,7 @@
     <w:basedOn w:val="VerbatimChar"/>
     <w:rPr>
       <w:rFonts w:ascii="Times New Roman" w:hAnsi="Times New Roman" w:eastAsia="FangSong" w:cs="Times New Roman"/>
-      <w:color w:val="000000"/>
+      <w:color w:val="666666"/>
     </w:rPr>
   </w:style>
   <w:style w:type="character" w:customStyle="1" w:styleId="BuiltInTok">
@@ -23154,7 +23176,7 @@
     <w:basedOn w:val="VerbatimChar"/>
     <w:rPr>
       <w:rFonts w:ascii="Times New Roman" w:hAnsi="Times New Roman" w:eastAsia="FangSong" w:cs="Times New Roman"/>
-      <w:color w:val="000000"/>
+      <w:color w:val="008000"/>
     </w:rPr>
   </w:style>
   <w:style w:type="character" w:customStyle="1" w:styleId="ExtensionTok">
@@ -23169,7 +23191,7 @@
     <w:basedOn w:val="VerbatimChar"/>
     <w:rPr>
       <w:rFonts w:ascii="Times New Roman" w:hAnsi="Times New Roman" w:eastAsia="FangSong" w:cs="Times New Roman"/>
-      <w:color w:val="000000"/>
+      <w:color w:val="bc7a00"/>
     </w:rPr>
   </w:style>
   <w:style w:type="character" w:customStyle="1" w:styleId="AttributeTok">
@@ -23177,7 +23199,7 @@
     <w:basedOn w:val="VerbatimChar"/>
     <w:rPr>
       <w:rFonts w:ascii="Times New Roman" w:hAnsi="Times New Roman" w:eastAsia="FangSong" w:cs="Times New Roman"/>
-      <w:color w:val="000000"/>
+      <w:color w:val="7d9029"/>
     </w:rPr>
   </w:style>
   <w:style w:type="character" w:customStyle="1" w:styleId="RegionMarkerTok">
@@ -23194,7 +23216,7 @@
       <w:rFonts w:ascii="Times New Roman" w:hAnsi="Times New Roman" w:eastAsia="FangSong" w:cs="Times New Roman"/>
       <w:b/>
       <w:i/>
-      <w:color w:val="000000"/>
+      <w:color w:val="60a0b0"/>
     </w:rPr>
   </w:style>
   <w:style w:type="character" w:customStyle="1" w:styleId="WarningTok">
@@ -23204,7 +23226,7 @@
       <w:rFonts w:ascii="Times New Roman" w:hAnsi="Times New Roman" w:eastAsia="FangSong" w:cs="Times New Roman"/>
       <w:b/>
       <w:i/>
-      <w:color w:val="000000"/>
+      <w:color w:val="60a0b0"/>
     </w:rPr>
   </w:style>
   <w:style w:type="character" w:customStyle="1" w:styleId="AlertTok">
@@ -23213,7 +23235,7 @@
     <w:rPr>
       <w:rFonts w:ascii="Times New Roman" w:hAnsi="Times New Roman" w:eastAsia="FangSong" w:cs="Times New Roman"/>
       <w:b/>
-      <w:color w:val="000000"/>
+      <w:color w:val="ff0000"/>
     </w:rPr>
   </w:style>
   <w:style w:type="character" w:customStyle="1" w:styleId="ErrorTok">
@@ -23222,7 +23244,7 @@
     <w:rPr>
       <w:rFonts w:ascii="Times New Roman" w:hAnsi="Times New Roman" w:eastAsia="FangSong" w:cs="Times New Roman"/>
       <w:b/>
-      <w:color w:val="000000"/>
+      <w:color w:val="ff0000"/>
     </w:rPr>
   </w:style>
   <w:style w:type="character" w:customStyle="1" w:styleId="NormalTok">

--- a/00-首页/题组Word/习题书/第三篇-有机化学/第三篇-有机化学-99-综合题-学生版-打印版.docx
+++ b/00-首页/题组Word/习题书/第三篇-有机化学/第三篇-有机化学-99-综合题-学生版-打印版.docx
@@ -15274,6 +15274,14 @@
       <w:tblPr>
         <w:tblStyle w:val="Table"/>
         <w:tblW w:type="auto" w:w="0"/>
+        <w:tblBorders>
+          <w:top w:val="single" w:sz="12" w:space="0" w:color="000000"/>
+          <w:left w:val="none" w:sz="0" w:space="0" w:color="auto"/>
+          <w:bottom w:val="single" w:sz="12" w:space="0" w:color="000000"/>
+          <w:right w:val="none" w:sz="0" w:space="0" w:color="auto"/>
+          <w:insideH w:val="none" w:sz="0" w:space="0" w:color="auto"/>
+          <w:insideV w:val="none" w:sz="0" w:space="0" w:color="auto"/>
+        </w:tblBorders>
         <w:tblLook w:firstRow="1" w:lastRow="0" w:firstColumn="0" w:lastColumn="0" w:noHBand="0" w:noVBand="0" w:val="0020"/>
       </w:tblPr>
       <w:tblGrid>
@@ -15286,7 +15294,11 @@
           <w:tblHeader w:val="on"/>
         </w:trPr>
         <w:tc>
-          <w:tcPr/>
+          <w:tcPr>
+            <w:tcBorders>
+              <w:bottom w:val="single" w:sz="8" w:space="0" w:color="000000"/>
+            </w:tcBorders>
+          </w:tcPr>
           <w:p>
             <w:pPr>
               <w:pStyle w:val="Compact"/>
@@ -15302,7 +15314,11 @@
           </w:p>
         </w:tc>
         <w:tc>
-          <w:tcPr/>
+          <w:tcPr>
+            <w:tcBorders>
+              <w:bottom w:val="single" w:sz="8" w:space="0" w:color="000000"/>
+            </w:tcBorders>
+          </w:tcPr>
           <w:p>
             <w:pPr>
               <w:pStyle w:val="Compact"/>
@@ -15318,7 +15334,11 @@
           </w:p>
         </w:tc>
         <w:tc>
-          <w:tcPr/>
+          <w:tcPr>
+            <w:tcBorders>
+              <w:bottom w:val="single" w:sz="8" w:space="0" w:color="000000"/>
+            </w:tcBorders>
+          </w:tcPr>
           <w:p>
             <w:pPr>
               <w:pStyle w:val="Compact"/>
@@ -19528,6 +19548,7 @@
     <w:p>
       <w:pPr>
         <w:pStyle w:val="BodyText"/>
+        <w:spacing w:before="0" w:after="0"/>
       </w:pPr>
       <w:r>
         <w:rPr>
@@ -19539,6 +19560,7 @@
     <w:p>
       <w:pPr>
         <w:pStyle w:val="BodyText"/>
+        <w:spacing w:before="0" w:after="0"/>
       </w:pPr>
       <w:r>
         <w:rPr>
@@ -19550,6 +19572,7 @@
     <w:p>
       <w:pPr>
         <w:pStyle w:val="BodyText"/>
+        <w:spacing w:before="0" w:after="0"/>
       </w:pPr>
       <w:r>
         <w:rPr>
@@ -19561,6 +19584,7 @@
     <w:p>
       <w:pPr>
         <w:pStyle w:val="BodyText"/>
+        <w:spacing w:before="0" w:after="0"/>
       </w:pPr>
       <w:r>
         <w:rPr>
@@ -19820,6 +19844,7 @@
     <w:p>
       <w:pPr>
         <w:pStyle w:val="BodyText"/>
+        <w:spacing w:before="0" w:after="0"/>
       </w:pPr>
       <w:r>
         <w:rPr>
@@ -19837,6 +19862,7 @@
     <w:p>
       <w:pPr>
         <w:pStyle w:val="BodyText"/>
+        <w:spacing w:before="0" w:after="0"/>
       </w:pPr>
       <w:r>
         <w:rPr>
@@ -19854,6 +19880,7 @@
     <w:p>
       <w:pPr>
         <w:pStyle w:val="BodyText"/>
+        <w:spacing w:before="0" w:after="0"/>
       </w:pPr>
       <w:r>
         <w:rPr>
@@ -19871,6 +19898,7 @@
     <w:p>
       <w:pPr>
         <w:pStyle w:val="BodyText"/>
+        <w:spacing w:before="0" w:after="0"/>
       </w:pPr>
       <w:r>
         <w:rPr>
@@ -20225,7 +20253,6 @@
     <w:bookmarkEnd w:id="111"/>
     <w:bookmarkEnd w:id="112"/>
     <w:sectPr>
-      <w:headerReference w:type="default" r:id="rId101"/>
       <w:footerReference w:type="default" r:id="rId9"/>
       <w:footnotePr>
         <w:numRestart w:val="eachSect"/>
@@ -20252,16 +20279,6 @@
       <w:rPr>
         <w:rFonts w:ascii="Times New Roman" w:hAnsi="Times New Roman" w:eastAsia="Times New Roman" w:cs="Times New Roman"/>
         <w:b w:val="0"/>
-        <w:color w:val="000000"/>
-        <w:sz w:val="20"/>
-      </w:rPr>
-      <w:t xml:space="preserve">第 </w:t>
-    </w:r>
-    <w:r>
-      <w:rPr>
-        <w:rFonts w:ascii="Times New Roman" w:hAnsi="Times New Roman" w:eastAsia="Times New Roman" w:cs="Times New Roman"/>
-        <w:b w:val="0"/>
-        <w:color w:val="000000"/>
         <w:sz w:val="20"/>
       </w:rPr>
       <w:fldChar w:fldCharType="begin"/>
@@ -20270,7 +20287,6 @@
       <w:rPr>
         <w:rFonts w:ascii="Times New Roman" w:hAnsi="Times New Roman" w:eastAsia="Times New Roman" w:cs="Times New Roman"/>
         <w:b w:val="0"/>
-        <w:color w:val="000000"/>
         <w:sz w:val="20"/>
       </w:rPr>
       <w:instrText xml:space="preserve"> PAGE </w:instrText>
@@ -20279,91 +20295,9 @@
       <w:rPr>
         <w:rFonts w:ascii="Times New Roman" w:hAnsi="Times New Roman" w:eastAsia="Times New Roman" w:cs="Times New Roman"/>
         <w:b w:val="0"/>
-        <w:color w:val="000000"/>
-        <w:sz w:val="20"/>
-      </w:rPr>
-      <w:fldChar w:fldCharType="separate"/>
-    </w:r>
-    <w:r>
-      <w:rPr>
-        <w:rFonts w:ascii="Times New Roman" w:hAnsi="Times New Roman" w:eastAsia="Times New Roman" w:cs="Times New Roman"/>
-        <w:b w:val="0"/>
-        <w:color w:val="000000"/>
-        <w:sz w:val="20"/>
-      </w:rPr>
-      <w:t>1</w:t>
-    </w:r>
-    <w:r>
-      <w:rPr>
-        <w:rFonts w:ascii="Times New Roman" w:hAnsi="Times New Roman" w:eastAsia="Times New Roman" w:cs="Times New Roman"/>
-        <w:b w:val="0"/>
-        <w:color w:val="000000"/>
         <w:sz w:val="20"/>
       </w:rPr>
       <w:fldChar w:fldCharType="end"/>
-    </w:r>
-    <w:r>
-      <w:rPr>
-        <w:rFonts w:ascii="Times New Roman" w:hAnsi="Times New Roman" w:eastAsia="Times New Roman" w:cs="Times New Roman"/>
-        <w:b w:val="0"/>
-        <w:color w:val="000000"/>
-        <w:sz w:val="20"/>
-      </w:rPr>
-      <w:t xml:space="preserve"> 页 / 共 </w:t>
-    </w:r>
-    <w:r>
-      <w:rPr>
-        <w:rFonts w:ascii="Times New Roman" w:hAnsi="Times New Roman" w:eastAsia="Times New Roman" w:cs="Times New Roman"/>
-        <w:b w:val="0"/>
-        <w:color w:val="000000"/>
-        <w:sz w:val="20"/>
-      </w:rPr>
-      <w:fldChar w:fldCharType="begin"/>
-    </w:r>
-    <w:r>
-      <w:rPr>
-        <w:rFonts w:ascii="Times New Roman" w:hAnsi="Times New Roman" w:eastAsia="Times New Roman" w:cs="Times New Roman"/>
-        <w:b w:val="0"/>
-        <w:color w:val="000000"/>
-        <w:sz w:val="20"/>
-      </w:rPr>
-      <w:instrText xml:space="preserve"> NUMPAGES </w:instrText>
-    </w:r>
-    <w:r>
-      <w:rPr>
-        <w:rFonts w:ascii="Times New Roman" w:hAnsi="Times New Roman" w:eastAsia="Times New Roman" w:cs="Times New Roman"/>
-        <w:b w:val="0"/>
-        <w:color w:val="000000"/>
-        <w:sz w:val="20"/>
-      </w:rPr>
-      <w:fldChar w:fldCharType="separate"/>
-    </w:r>
-    <w:r>
-      <w:rPr>
-        <w:rFonts w:ascii="Times New Roman" w:hAnsi="Times New Roman" w:eastAsia="Times New Roman" w:cs="Times New Roman"/>
-        <w:b w:val="0"/>
-        <w:color w:val="000000"/>
-        <w:sz w:val="20"/>
-      </w:rPr>
-      <w:t>1</w:t>
-    </w:r>
-    <w:r>
-      <w:rPr>
-        <w:rFonts w:ascii="Times New Roman" w:hAnsi="Times New Roman" w:eastAsia="Times New Roman" w:cs="Times New Roman"/>
-        <w:b w:val="0"/>
-        <w:color w:val="000000"/>
-        <w:sz w:val="20"/>
-      </w:rPr>
-      <w:fldChar w:fldCharType="end"/>
-    </w:r>
-    <w:r>
-      <w:rPr>
-        <w:rFonts w:ascii="Times New Roman" w:hAnsi="Times New Roman" w:eastAsia="Times New Roman" w:cs="Times New Roman"/>
-        <w:b w:val="0"/>
-        <w:color w:val="000000"/>
-        <w:sz w:val="20"/>
-      </w:rPr>
-      <w:t xml:space="preserve"> 页</w:t>
     </w:r>
   </w:p>
 </w:ftr>
@@ -20386,28 +20320,6 @@
     </w:p>
   </w:footnote>
 </w:footnotes>
-</file>
-
-<file path=word/header1.xml><?xml version="1.0" encoding="utf-8"?>
-<w:hdr xmlns:m="http://schemas.openxmlformats.org/officeDocument/2006/math" xmlns:mc="http://schemas.openxmlformats.org/markup-compatibility/2006" xmlns:mo="http://schemas.microsoft.com/office/mac/office/2008/main" xmlns:mv="urn:schemas-microsoft-com:mac:vml" xmlns:o="urn:schemas-microsoft-com:office:office" xmlns:r="http://schemas.openxmlformats.org/officeDocument/2006/relationships" xmlns:v="urn:schemas-microsoft-com:vml" xmlns:w10="urn:schemas-microsoft-com:office:word" xmlns:w14="http://schemas.microsoft.com/office/word/2010/wordml" xmlns:w="http://schemas.openxmlformats.org/wordprocessingml/2006/main" xmlns:wne="http://schemas.microsoft.com/office/word/2006/wordml" xmlns:wp14="http://schemas.microsoft.com/office/word/2010/wordprocessingDrawing" xmlns:wp="http://schemas.openxmlformats.org/drawingml/2006/wordprocessingDrawing" xmlns:wpc="http://schemas.microsoft.com/office/word/2010/wordprocessingCanvas" xmlns:wpg="http://schemas.microsoft.com/office/word/2010/wordprocessingGroup" xmlns:wpi="http://schemas.microsoft.com/office/word/2010/wordprocessingInk" xmlns:wps="http://schemas.microsoft.com/office/word/2010/wordprocessingShape" mc:Ignorable="w14 wp14">
-  <w:p>
-    <w:pPr>
-      <w:jc w:val="right"/>
-      <w:pBdr>
-        <w:bottom w:val="single" w:sz="4" w:space="2" w:color="000000"/>
-      </w:pBdr>
-    </w:pPr>
-    <w:r>
-      <w:rPr>
-        <w:rFonts w:ascii="Times New Roman" w:hAnsi="Times New Roman" w:eastAsia="Times New Roman" w:cs="Times New Roman"/>
-        <w:b w:val="0"/>
-        <w:color w:val="000000"/>
-        <w:sz w:val="18"/>
-      </w:rPr>
-      <w:t xml:space="preserve">第 99 章 综合题</w:t>
-    </w:r>
-  </w:p>
-</w:hdr>
 </file>
 
 <file path=word/numbering.xml><?xml version="1.0" encoding="utf-8"?>
